--- a/public/templates/preview/checklist.docx
+++ b/public/templates/preview/checklist.docx
@@ -5,15 +5,15 @@
     <w:p>
       <w:pPr>
         <w:pStyle w:val="Heading1"/>
-        <w:spacing w:after="240" w:before="240"/>
-      </w:pPr>
-      <w:r>
-        <w:rPr>
-          <w:b/>
-          <w:bCs/>
-          <w:color w:val="0369A1"/>
-          <w:sz w:val="32"/>
-          <w:szCs w:val="32"/>
+        <w:spacing w:after="200" w:before="160"/>
+      </w:pPr>
+      <w:r>
+        <w:rPr>
+          <w:b/>
+          <w:bCs/>
+          <w:color w:val="0369A1"/>
+          <w:sz w:val="30"/>
+          <w:szCs w:val="30"/>
         </w:rPr>
         <w:t xml:space="preserve">LANDLORD MONTHLY CHECKLIST</w:t>
       </w:r>
@@ -26,6 +26,7 @@
         <w:rPr>
           <w:b/>
           <w:bCs/>
+          <w:color w:val="0F172A"/>
           <w:sz w:val="22"/>
           <w:szCs w:val="22"/>
         </w:rPr>
@@ -33,6 +34,7 @@
       </w:r>
       <w:r>
         <w:rPr>
+          <w:color w:val="0F172A"/>
           <w:sz w:val="22"/>
           <w:szCs w:val="22"/>
         </w:rPr>
@@ -47,6 +49,7 @@
         <w:rPr>
           <w:b/>
           <w:bCs/>
+          <w:color w:val="0F172A"/>
           <w:sz w:val="22"/>
           <w:szCs w:val="22"/>
         </w:rPr>
@@ -54,360 +57,783 @@
       </w:r>
       <w:r>
         <w:rPr>
-          <w:sz w:val="22"/>
-          <w:szCs w:val="22"/>
-        </w:rPr>
-        <w:t xml:space="preserve">Acme Property Holdings Ltd</w:t>
+          <w:color w:val="0F172A"/>
+          <w:sz w:val="22"/>
+          <w:szCs w:val="22"/>
+        </w:rPr>
+        <w:t xml:space="preserve">Achieng Odhiambo</w:t>
+      </w:r>
+    </w:p>
+    <w:p>
+      <w:pPr>
+        <w:spacing w:after="240"/>
+      </w:pPr>
+      <w:r>
+        <w:rPr>
+          <w:color w:val="0F172A"/>
+          <w:sz w:val="22"/>
+          <w:szCs w:val="22"/>
+        </w:rPr>
+        <w:t xml:space="preserve">Work through this once a month. It takes about twenty minutes and it is the cheapest risk control a landlord has.</w:t>
       </w:r>
     </w:p>
     <w:p>
       <w:pPr>
         <w:pStyle w:val="Heading2"/>
-        <w:spacing w:after="120" w:before="200"/>
-      </w:pPr>
-      <w:r>
-        <w:rPr>
-          <w:b/>
-          <w:bCs/>
-          <w:color w:val="0F172A"/>
-          <w:sz w:val="26"/>
-          <w:szCs w:val="26"/>
-        </w:rPr>
-        <w:t xml:space="preserve">Rent collection</w:t>
-      </w:r>
-    </w:p>
-    <w:p>
-      <w:pPr>
-        <w:spacing w:after="60"/>
-      </w:pPr>
-      <w:r>
-        <w:rPr>
-          <w:b/>
-          <w:bCs/>
-          <w:sz w:val="22"/>
-          <w:szCs w:val="22"/>
-        </w:rPr>
-        <w:t xml:space="preserve">☐  </w:t>
-      </w:r>
-      <w:r>
-        <w:rPr>
-          <w:sz w:val="22"/>
-          <w:szCs w:val="22"/>
-        </w:rPr>
-        <w:t xml:space="preserve">Send rent reminders on the 1st</w:t>
-      </w:r>
-    </w:p>
-    <w:p>
-      <w:pPr>
-        <w:spacing w:after="60"/>
-      </w:pPr>
-      <w:r>
-        <w:rPr>
-          <w:b/>
-          <w:bCs/>
-          <w:sz w:val="22"/>
-          <w:szCs w:val="22"/>
-        </w:rPr>
-        <w:t xml:space="preserve">☐  </w:t>
-      </w:r>
-      <w:r>
-        <w:rPr>
-          <w:sz w:val="22"/>
-          <w:szCs w:val="22"/>
-        </w:rPr>
-        <w:t xml:space="preserve">Follow up on late payers after the 5th</w:t>
-      </w:r>
-    </w:p>
-    <w:p>
-      <w:pPr>
-        <w:spacing w:after="60"/>
-      </w:pPr>
-      <w:r>
-        <w:rPr>
-          <w:b/>
-          <w:bCs/>
-          <w:sz w:val="22"/>
-          <w:szCs w:val="22"/>
-        </w:rPr>
-        <w:t xml:space="preserve">☐  </w:t>
-      </w:r>
-      <w:r>
-        <w:rPr>
-          <w:sz w:val="22"/>
-          <w:szCs w:val="22"/>
-        </w:rPr>
-        <w:t xml:space="preserve">Record all payments received in I-Manage</w:t>
-      </w:r>
-    </w:p>
-    <w:p>
-      <w:pPr>
-        <w:spacing w:after="60"/>
-      </w:pPr>
-      <w:r>
-        <w:rPr>
-          <w:b/>
-          <w:bCs/>
-          <w:sz w:val="22"/>
-          <w:szCs w:val="22"/>
-        </w:rPr>
-        <w:t xml:space="preserve">☐  </w:t>
-      </w:r>
-      <w:r>
-        <w:rPr>
-          <w:sz w:val="22"/>
-          <w:szCs w:val="22"/>
-        </w:rPr>
-        <w:t xml:space="preserve">Issue receipts to tenants</w:t>
-      </w:r>
-    </w:p>
-    <w:p>
-      <w:pPr>
-        <w:spacing w:after="60"/>
-      </w:pPr>
-      <w:r>
-        <w:rPr>
-          <w:b/>
-          <w:bCs/>
-          <w:sz w:val="22"/>
-          <w:szCs w:val="22"/>
-        </w:rPr>
-        <w:t xml:space="preserve">☐  </w:t>
-      </w:r>
-      <w:r>
-        <w:rPr>
-          <w:sz w:val="22"/>
-          <w:szCs w:val="22"/>
-        </w:rPr>
-        <w:t xml:space="preserve">Reconcile M-Pesa / bank with I-Manage ledger</w:t>
+        <w:spacing w:after="120" w:before="280"/>
+      </w:pPr>
+      <w:r>
+        <w:rPr>
+          <w:b/>
+          <w:bCs/>
+          <w:color w:val="0F172A"/>
+          <w:sz w:val="24"/>
+          <w:szCs w:val="24"/>
+        </w:rPr>
+        <w:t xml:space="preserve">1. Rent collection</w:t>
+      </w:r>
+    </w:p>
+    <w:p>
+      <w:pPr>
+        <w:spacing w:after="70"/>
+        <w:ind w:left="360"/>
+      </w:pPr>
+      <w:r>
+        <w:rPr>
+          <w:b/>
+          <w:bCs/>
+          <w:color w:val="0369A1"/>
+          <w:sz w:val="22"/>
+          <w:szCs w:val="22"/>
+        </w:rPr>
+        <w:t xml:space="preserve">☐   </w:t>
+      </w:r>
+      <w:r>
+        <w:rPr>
+          <w:color w:val="0F172A"/>
+          <w:sz w:val="21"/>
+          <w:szCs w:val="21"/>
+        </w:rPr>
+        <w:t xml:space="preserve">Send rent reminders to every tenant on the 1st.</w:t>
+      </w:r>
+    </w:p>
+    <w:p>
+      <w:pPr>
+        <w:spacing w:after="70"/>
+        <w:ind w:left="360"/>
+      </w:pPr>
+      <w:r>
+        <w:rPr>
+          <w:b/>
+          <w:bCs/>
+          <w:color w:val="0369A1"/>
+          <w:sz w:val="22"/>
+          <w:szCs w:val="22"/>
+        </w:rPr>
+        <w:t xml:space="preserve">☐   </w:t>
+      </w:r>
+      <w:r>
+        <w:rPr>
+          <w:color w:val="0F172A"/>
+          <w:sz w:val="21"/>
+          <w:szCs w:val="21"/>
+        </w:rPr>
+        <w:t xml:space="preserve">Chase tenants who have not paid by the 5th, in writing.</w:t>
+      </w:r>
+    </w:p>
+    <w:p>
+      <w:pPr>
+        <w:spacing w:after="70"/>
+        <w:ind w:left="360"/>
+      </w:pPr>
+      <w:r>
+        <w:rPr>
+          <w:b/>
+          <w:bCs/>
+          <w:color w:val="0369A1"/>
+          <w:sz w:val="22"/>
+          <w:szCs w:val="22"/>
+        </w:rPr>
+        <w:t xml:space="preserve">☐   </w:t>
+      </w:r>
+      <w:r>
+        <w:rPr>
+          <w:color w:val="0F172A"/>
+          <w:sz w:val="21"/>
+          <w:szCs w:val="21"/>
+        </w:rPr>
+        <w:t xml:space="preserve">Record every payment in PropDesk Africa on the day it arrives.</w:t>
+      </w:r>
+    </w:p>
+    <w:p>
+      <w:pPr>
+        <w:spacing w:after="70"/>
+        <w:ind w:left="360"/>
+      </w:pPr>
+      <w:r>
+        <w:rPr>
+          <w:b/>
+          <w:bCs/>
+          <w:color w:val="0369A1"/>
+          <w:sz w:val="22"/>
+          <w:szCs w:val="22"/>
+        </w:rPr>
+        <w:t xml:space="preserve">☐   </w:t>
+      </w:r>
+      <w:r>
+        <w:rPr>
+          <w:color w:val="0F172A"/>
+          <w:sz w:val="21"/>
+          <w:szCs w:val="21"/>
+        </w:rPr>
+        <w:t xml:space="preserve">Issue a receipt for each payment received.</w:t>
+      </w:r>
+    </w:p>
+    <w:p>
+      <w:pPr>
+        <w:spacing w:after="70"/>
+        <w:ind w:left="360"/>
+      </w:pPr>
+      <w:r>
+        <w:rPr>
+          <w:b/>
+          <w:bCs/>
+          <w:color w:val="0369A1"/>
+          <w:sz w:val="22"/>
+          <w:szCs w:val="22"/>
+        </w:rPr>
+        <w:t xml:space="preserve">☐   </w:t>
+      </w:r>
+      <w:r>
+        <w:rPr>
+          <w:color w:val="0F172A"/>
+          <w:sz w:val="21"/>
+          <w:szCs w:val="21"/>
+        </w:rPr>
+        <w:t xml:space="preserve">Reconcile the M-Pesa and bank statements against the ledger.</w:t>
+      </w:r>
+    </w:p>
+    <w:p>
+      <w:pPr>
+        <w:spacing w:after="70"/>
+        <w:ind w:left="360"/>
+      </w:pPr>
+      <w:r>
+        <w:rPr>
+          <w:b/>
+          <w:bCs/>
+          <w:color w:val="0369A1"/>
+          <w:sz w:val="22"/>
+          <w:szCs w:val="22"/>
+        </w:rPr>
+        <w:t xml:space="preserve">☐   </w:t>
+      </w:r>
+      <w:r>
+        <w:rPr>
+          <w:color w:val="0F172A"/>
+          <w:sz w:val="21"/>
+          <w:szCs w:val="21"/>
+        </w:rPr>
+        <w:t xml:space="preserve">Review arrears aging and decide on written demands for persistent non-payers.</w:t>
       </w:r>
     </w:p>
     <w:p>
       <w:pPr>
         <w:pStyle w:val="Heading2"/>
-        <w:spacing w:after="120" w:before="200"/>
-      </w:pPr>
-      <w:r>
-        <w:rPr>
-          <w:b/>
-          <w:bCs/>
-          <w:color w:val="0F172A"/>
-          <w:sz w:val="26"/>
-          <w:szCs w:val="26"/>
-        </w:rPr>
-        <w:t xml:space="preserve">Property</w:t>
-      </w:r>
-    </w:p>
-    <w:p>
-      <w:pPr>
-        <w:spacing w:after="60"/>
-      </w:pPr>
-      <w:r>
-        <w:rPr>
-          <w:b/>
-          <w:bCs/>
-          <w:sz w:val="22"/>
-          <w:szCs w:val="22"/>
-        </w:rPr>
-        <w:t xml:space="preserve">☐  </w:t>
-      </w:r>
-      <w:r>
-        <w:rPr>
-          <w:sz w:val="22"/>
-          <w:szCs w:val="22"/>
-        </w:rPr>
-        <w:t xml:space="preserve">Inspect common areas</w:t>
-      </w:r>
-    </w:p>
-    <w:p>
-      <w:pPr>
-        <w:spacing w:after="60"/>
-      </w:pPr>
-      <w:r>
-        <w:rPr>
-          <w:b/>
-          <w:bCs/>
-          <w:sz w:val="22"/>
-          <w:szCs w:val="22"/>
-        </w:rPr>
-        <w:t xml:space="preserve">☐  </w:t>
-      </w:r>
-      <w:r>
-        <w:rPr>
-          <w:sz w:val="22"/>
-          <w:szCs w:val="22"/>
-        </w:rPr>
-        <w:t xml:space="preserve">Review maintenance requests</w:t>
-      </w:r>
-    </w:p>
-    <w:p>
-      <w:pPr>
-        <w:spacing w:after="60"/>
-      </w:pPr>
-      <w:r>
-        <w:rPr>
-          <w:b/>
-          <w:bCs/>
-          <w:sz w:val="22"/>
-          <w:szCs w:val="22"/>
-        </w:rPr>
-        <w:t xml:space="preserve">☐  </w:t>
-      </w:r>
-      <w:r>
-        <w:rPr>
-          <w:sz w:val="22"/>
-          <w:szCs w:val="22"/>
-        </w:rPr>
-        <w:t xml:space="preserve">Schedule repairs</w:t>
-      </w:r>
-    </w:p>
-    <w:p>
-      <w:pPr>
-        <w:spacing w:after="60"/>
-      </w:pPr>
-      <w:r>
-        <w:rPr>
-          <w:b/>
-          <w:bCs/>
-          <w:sz w:val="22"/>
-          <w:szCs w:val="22"/>
-        </w:rPr>
-        <w:t xml:space="preserve">☐  </w:t>
-      </w:r>
-      <w:r>
-        <w:rPr>
-          <w:sz w:val="22"/>
-          <w:szCs w:val="22"/>
-        </w:rPr>
-        <w:t xml:space="preserve">Update utility accounts if vacated</w:t>
+        <w:spacing w:after="120" w:before="280"/>
+      </w:pPr>
+      <w:r>
+        <w:rPr>
+          <w:b/>
+          <w:bCs/>
+          <w:color w:val="0F172A"/>
+          <w:sz w:val="24"/>
+          <w:szCs w:val="24"/>
+        </w:rPr>
+        <w:t xml:space="preserve">2. Property condition</w:t>
+      </w:r>
+    </w:p>
+    <w:p>
+      <w:pPr>
+        <w:spacing w:after="70"/>
+        <w:ind w:left="360"/>
+      </w:pPr>
+      <w:r>
+        <w:rPr>
+          <w:b/>
+          <w:bCs/>
+          <w:color w:val="0369A1"/>
+          <w:sz w:val="22"/>
+          <w:szCs w:val="22"/>
+        </w:rPr>
+        <w:t xml:space="preserve">☐   </w:t>
+      </w:r>
+      <w:r>
+        <w:rPr>
+          <w:color w:val="0F172A"/>
+          <w:sz w:val="21"/>
+          <w:szCs w:val="21"/>
+        </w:rPr>
+        <w:t xml:space="preserve">Walk the premises and the common areas.</w:t>
+      </w:r>
+    </w:p>
+    <w:p>
+      <w:pPr>
+        <w:spacing w:after="70"/>
+        <w:ind w:left="360"/>
+      </w:pPr>
+      <w:r>
+        <w:rPr>
+          <w:b/>
+          <w:bCs/>
+          <w:color w:val="0369A1"/>
+          <w:sz w:val="22"/>
+          <w:szCs w:val="22"/>
+        </w:rPr>
+        <w:t xml:space="preserve">☐   </w:t>
+      </w:r>
+      <w:r>
+        <w:rPr>
+          <w:color w:val="0F172A"/>
+          <w:sz w:val="21"/>
+          <w:szCs w:val="21"/>
+        </w:rPr>
+        <w:t xml:space="preserve">Review open maintenance requests and close out what is done.</w:t>
+      </w:r>
+    </w:p>
+    <w:p>
+      <w:pPr>
+        <w:spacing w:after="70"/>
+        <w:ind w:left="360"/>
+      </w:pPr>
+      <w:r>
+        <w:rPr>
+          <w:b/>
+          <w:bCs/>
+          <w:color w:val="0369A1"/>
+          <w:sz w:val="22"/>
+          <w:szCs w:val="22"/>
+        </w:rPr>
+        <w:t xml:space="preserve">☐   </w:t>
+      </w:r>
+      <w:r>
+        <w:rPr>
+          <w:color w:val="0F172A"/>
+          <w:sz w:val="21"/>
+          <w:szCs w:val="21"/>
+        </w:rPr>
+        <w:t xml:space="preserve">Check for leaks, damp, pests and roof damage after the rains.</w:t>
+      </w:r>
+    </w:p>
+    <w:p>
+      <w:pPr>
+        <w:spacing w:after="70"/>
+        <w:ind w:left="360"/>
+      </w:pPr>
+      <w:r>
+        <w:rPr>
+          <w:b/>
+          <w:bCs/>
+          <w:color w:val="0369A1"/>
+          <w:sz w:val="22"/>
+          <w:szCs w:val="22"/>
+        </w:rPr>
+        <w:t xml:space="preserve">☐   </w:t>
+      </w:r>
+      <w:r>
+        <w:rPr>
+          <w:color w:val="0F172A"/>
+          <w:sz w:val="21"/>
+          <w:szCs w:val="21"/>
+        </w:rPr>
+        <w:t xml:space="preserve">Confirm gates, locks, lighting and water tanks are secure and working.</w:t>
+      </w:r>
+    </w:p>
+    <w:p>
+      <w:pPr>
+        <w:spacing w:after="70"/>
+        <w:ind w:left="360"/>
+      </w:pPr>
+      <w:r>
+        <w:rPr>
+          <w:b/>
+          <w:bCs/>
+          <w:color w:val="0369A1"/>
+          <w:sz w:val="22"/>
+          <w:szCs w:val="22"/>
+        </w:rPr>
+        <w:t xml:space="preserve">☐   </w:t>
+      </w:r>
+      <w:r>
+        <w:rPr>
+          <w:color w:val="0F172A"/>
+          <w:sz w:val="21"/>
+          <w:szCs w:val="21"/>
+        </w:rPr>
+        <w:t xml:space="preserve">Verify the fire extinguisher and smoke alarms are present and in date.</w:t>
       </w:r>
     </w:p>
     <w:p>
       <w:pPr>
         <w:pStyle w:val="Heading2"/>
-        <w:spacing w:after="120" w:before="200"/>
-      </w:pPr>
-      <w:r>
-        <w:rPr>
-          <w:b/>
-          <w:bCs/>
-          <w:color w:val="0F172A"/>
-          <w:sz w:val="26"/>
-          <w:szCs w:val="26"/>
-        </w:rPr>
-        <w:t xml:space="preserve">Compliance</w:t>
-      </w:r>
-    </w:p>
-    <w:p>
-      <w:pPr>
-        <w:spacing w:after="60"/>
-      </w:pPr>
-      <w:r>
-        <w:rPr>
-          <w:b/>
-          <w:bCs/>
-          <w:sz w:val="22"/>
-          <w:szCs w:val="22"/>
-        </w:rPr>
-        <w:t xml:space="preserve">☐  </w:t>
-      </w:r>
-      <w:r>
-        <w:rPr>
-          <w:sz w:val="22"/>
-          <w:szCs w:val="22"/>
-        </w:rPr>
-        <w:t xml:space="preserve">File NHIF / NSSF if applicable</w:t>
-      </w:r>
-    </w:p>
-    <w:p>
-      <w:pPr>
-        <w:spacing w:after="60"/>
-      </w:pPr>
-      <w:r>
-        <w:rPr>
-          <w:b/>
-          <w:bCs/>
-          <w:sz w:val="22"/>
-          <w:szCs w:val="22"/>
-        </w:rPr>
-        <w:t xml:space="preserve">☐  </w:t>
-      </w:r>
-      <w:r>
-        <w:rPr>
-          <w:sz w:val="22"/>
-          <w:szCs w:val="22"/>
-        </w:rPr>
-        <w:t xml:space="preserve">Renew any expiring certificates</w:t>
-      </w:r>
-    </w:p>
-    <w:p>
-      <w:pPr>
-        <w:spacing w:after="60"/>
-      </w:pPr>
-      <w:r>
-        <w:rPr>
-          <w:b/>
-          <w:bCs/>
-          <w:sz w:val="22"/>
-          <w:szCs w:val="22"/>
-        </w:rPr>
-        <w:t xml:space="preserve">☐  </w:t>
-      </w:r>
-      <w:r>
-        <w:rPr>
-          <w:sz w:val="22"/>
-          <w:szCs w:val="22"/>
-        </w:rPr>
-        <w:t xml:space="preserve">Update insurance</w:t>
-      </w:r>
-    </w:p>
-    <w:p>
-      <w:pPr>
-        <w:spacing w:after="60"/>
-      </w:pPr>
-      <w:r>
-        <w:rPr>
-          <w:b/>
-          <w:bCs/>
-          <w:sz w:val="22"/>
-          <w:szCs w:val="22"/>
-        </w:rPr>
-        <w:t xml:space="preserve">☐  </w:t>
-      </w:r>
-      <w:r>
-        <w:rPr>
-          <w:sz w:val="22"/>
-          <w:szCs w:val="22"/>
-        </w:rPr>
-        <w:t xml:space="preserve">Tax: set aside for KRA payments</w:t>
+        <w:spacing w:after="120" w:before="280"/>
+      </w:pPr>
+      <w:r>
+        <w:rPr>
+          <w:b/>
+          <w:bCs/>
+          <w:color w:val="0F172A"/>
+          <w:sz w:val="24"/>
+          <w:szCs w:val="24"/>
+        </w:rPr>
+        <w:t xml:space="preserve">3. Leases and notices</w:t>
+      </w:r>
+    </w:p>
+    <w:p>
+      <w:pPr>
+        <w:spacing w:after="70"/>
+        <w:ind w:left="360"/>
+      </w:pPr>
+      <w:r>
+        <w:rPr>
+          <w:b/>
+          <w:bCs/>
+          <w:color w:val="0369A1"/>
+          <w:sz w:val="22"/>
+          <w:szCs w:val="22"/>
+        </w:rPr>
+        <w:t xml:space="preserve">☐   </w:t>
+      </w:r>
+      <w:r>
+        <w:rPr>
+          <w:color w:val="0F172A"/>
+          <w:sz w:val="21"/>
+          <w:szCs w:val="21"/>
+        </w:rPr>
+        <w:t xml:space="preserve">Diary the end of each fixed term — six months and three months out.</w:t>
+      </w:r>
+    </w:p>
+    <w:p>
+      <w:pPr>
+        <w:spacing w:after="70"/>
+        <w:ind w:left="360"/>
+      </w:pPr>
+      <w:r>
+        <w:rPr>
+          <w:b/>
+          <w:bCs/>
+          <w:color w:val="0369A1"/>
+          <w:sz w:val="22"/>
+          <w:szCs w:val="22"/>
+        </w:rPr>
+        <w:t xml:space="preserve">☐   </w:t>
+      </w:r>
+      <w:r>
+        <w:rPr>
+          <w:color w:val="0F172A"/>
+          <w:sz w:val="21"/>
+          <w:szCs w:val="21"/>
+        </w:rPr>
+        <w:t xml:space="preserve">Confirm all tenancy notices were served in writing and proof is filed.</w:t>
+      </w:r>
+    </w:p>
+    <w:p>
+      <w:pPr>
+        <w:spacing w:after="70"/>
+        <w:ind w:left="360"/>
+      </w:pPr>
+      <w:r>
+        <w:rPr>
+          <w:b/>
+          <w:bCs/>
+          <w:color w:val="0369A1"/>
+          <w:sz w:val="22"/>
+          <w:szCs w:val="22"/>
+        </w:rPr>
+        <w:t xml:space="preserve">☐   </w:t>
+      </w:r>
+      <w:r>
+        <w:rPr>
+          <w:color w:val="0F172A"/>
+          <w:sz w:val="21"/>
+          <w:szCs w:val="21"/>
+        </w:rPr>
+        <w:t xml:space="preserve">Check that no notice period given to a tenant is shorter than the Agreement requires.</w:t>
+      </w:r>
+    </w:p>
+    <w:p>
+      <w:pPr>
+        <w:spacing w:after="70"/>
+        <w:ind w:left="360"/>
+      </w:pPr>
+      <w:r>
+        <w:rPr>
+          <w:b/>
+          <w:bCs/>
+          <w:color w:val="0369A1"/>
+          <w:sz w:val="22"/>
+          <w:szCs w:val="22"/>
+        </w:rPr>
+        <w:t xml:space="preserve">☐   </w:t>
+      </w:r>
+      <w:r>
+        <w:rPr>
+          <w:color w:val="0F172A"/>
+          <w:sz w:val="21"/>
+          <w:szCs w:val="21"/>
+        </w:rPr>
+        <w:t xml:space="preserve">Renew expiring leases in writing rather than letting them roll over informally.</w:t>
       </w:r>
     </w:p>
     <w:p>
       <w:pPr>
         <w:pStyle w:val="Heading2"/>
-        <w:spacing w:after="120" w:before="200"/>
-      </w:pPr>
-      <w:r>
-        <w:rPr>
-          <w:b/>
-          <w:bCs/>
-          <w:color w:val="0F172A"/>
-          <w:sz w:val="26"/>
-          <w:szCs w:val="26"/>
-        </w:rPr>
-        <w:t xml:space="preserve">Notes</w:t>
-      </w:r>
-    </w:p>
-    <w:p>
-      <w:pPr>
-        <w:spacing w:after="80"/>
-      </w:pPr>
+        <w:spacing w:after="120" w:before="280"/>
+      </w:pPr>
+      <w:r>
+        <w:rPr>
+          <w:b/>
+          <w:bCs/>
+          <w:color w:val="0F172A"/>
+          <w:sz w:val="24"/>
+          <w:szCs w:val="24"/>
+        </w:rPr>
+        <w:t xml:space="preserve">4. Money and tax</w:t>
+      </w:r>
+    </w:p>
+    <w:p>
+      <w:pPr>
+        <w:spacing w:after="70"/>
+        <w:ind w:left="360"/>
+      </w:pPr>
+      <w:r>
+        <w:rPr>
+          <w:b/>
+          <w:bCs/>
+          <w:color w:val="0369A1"/>
+          <w:sz w:val="22"/>
+          <w:szCs w:val="22"/>
+        </w:rPr>
+        <w:t xml:space="preserve">☐   </w:t>
+      </w:r>
+      <w:r>
+        <w:rPr>
+          <w:color w:val="0F172A"/>
+          <w:sz w:val="21"/>
+          <w:szCs w:val="21"/>
+        </w:rPr>
+        <w:t xml:space="preserve">Reconcile the monthly income against the property's expected rent.</w:t>
+      </w:r>
+    </w:p>
+    <w:p>
+      <w:pPr>
+        <w:spacing w:after="70"/>
+        <w:ind w:left="360"/>
+      </w:pPr>
+      <w:r>
+        <w:rPr>
+          <w:b/>
+          <w:bCs/>
+          <w:color w:val="0369A1"/>
+          <w:sz w:val="22"/>
+          <w:szCs w:val="22"/>
+        </w:rPr>
+        <w:t xml:space="preserve">☐   </w:t>
+      </w:r>
+      <w:r>
+        <w:rPr>
+          <w:color w:val="0F172A"/>
+          <w:sz w:val="21"/>
+          <w:szCs w:val="21"/>
+        </w:rPr>
+        <w:t xml:space="preserve">Set aside funds for KRA income tax on schedule.</w:t>
+      </w:r>
+    </w:p>
+    <w:p>
+      <w:pPr>
+        <w:spacing w:after="70"/>
+        <w:ind w:left="360"/>
+      </w:pPr>
+      <w:r>
+        <w:rPr>
+          <w:b/>
+          <w:bCs/>
+          <w:color w:val="0369A1"/>
+          <w:sz w:val="22"/>
+          <w:szCs w:val="22"/>
+        </w:rPr>
+        <w:t xml:space="preserve">☐   </w:t>
+      </w:r>
+      <w:r>
+        <w:rPr>
+          <w:color w:val="0F172A"/>
+          <w:sz w:val="21"/>
+          <w:szCs w:val="21"/>
+        </w:rPr>
+        <w:t xml:space="preserve">File the KRA return when due, and keep the computation.</w:t>
+      </w:r>
+    </w:p>
+    <w:p>
+      <w:pPr>
+        <w:spacing w:after="70"/>
+        <w:ind w:left="360"/>
+      </w:pPr>
+      <w:r>
+        <w:rPr>
+          <w:b/>
+          <w:bCs/>
+          <w:color w:val="0369A1"/>
+          <w:sz w:val="22"/>
+          <w:szCs w:val="22"/>
+        </w:rPr>
+        <w:t xml:space="preserve">☐   </w:t>
+      </w:r>
+      <w:r>
+        <w:rPr>
+          <w:color w:val="0F172A"/>
+          <w:sz w:val="21"/>
+          <w:szCs w:val="21"/>
+        </w:rPr>
+        <w:t xml:space="preserve">Review expenses claimed against receipts held.</w:t>
+      </w:r>
+    </w:p>
+    <w:p>
+      <w:pPr>
+        <w:spacing w:after="70"/>
+        <w:ind w:left="360"/>
+      </w:pPr>
+      <w:r>
+        <w:rPr>
+          <w:b/>
+          <w:bCs/>
+          <w:color w:val="0369A1"/>
+          <w:sz w:val="22"/>
+          <w:szCs w:val="22"/>
+        </w:rPr>
+        <w:t xml:space="preserve">☐   </w:t>
+      </w:r>
+      <w:r>
+        <w:rPr>
+          <w:color w:val="0F172A"/>
+          <w:sz w:val="21"/>
+          <w:szCs w:val="21"/>
+        </w:rPr>
+        <w:t xml:space="preserve">Set aside for county property rates and any service charge.</w:t>
+      </w:r>
+    </w:p>
+    <w:p>
+      <w:pPr>
+        <w:pStyle w:val="Heading2"/>
+        <w:spacing w:after="120" w:before="280"/>
+      </w:pPr>
+      <w:r>
+        <w:rPr>
+          <w:b/>
+          <w:bCs/>
+          <w:color w:val="0F172A"/>
+          <w:sz w:val="24"/>
+          <w:szCs w:val="24"/>
+        </w:rPr>
+        <w:t xml:space="preserve">5. Compliance</w:t>
+      </w:r>
+    </w:p>
+    <w:p>
+      <w:pPr>
+        <w:spacing w:after="70"/>
+        <w:ind w:left="360"/>
+      </w:pPr>
+      <w:r>
+        <w:rPr>
+          <w:b/>
+          <w:bCs/>
+          <w:color w:val="0369A1"/>
+          <w:sz w:val="22"/>
+          <w:szCs w:val="22"/>
+        </w:rPr>
+        <w:t xml:space="preserve">☐   </w:t>
+      </w:r>
+      <w:r>
+        <w:rPr>
+          <w:color w:val="0F172A"/>
+          <w:sz w:val="21"/>
+          <w:szCs w:val="21"/>
+        </w:rPr>
+        <w:t xml:space="preserve">Confirm buildings insurance is valid and covers the current values.</w:t>
+      </w:r>
+    </w:p>
+    <w:p>
+      <w:pPr>
+        <w:spacing w:after="70"/>
+        <w:ind w:left="360"/>
+      </w:pPr>
+      <w:r>
+        <w:rPr>
+          <w:b/>
+          <w:bCs/>
+          <w:color w:val="0369A1"/>
+          <w:sz w:val="22"/>
+          <w:szCs w:val="22"/>
+        </w:rPr>
+        <w:t xml:space="preserve">☐   </w:t>
+      </w:r>
+      <w:r>
+        <w:rPr>
+          <w:color w:val="0F172A"/>
+          <w:sz w:val="21"/>
+          <w:szCs w:val="21"/>
+        </w:rPr>
+        <w:t xml:space="preserve">Check certificate and permit renewals falling due this month.</w:t>
+      </w:r>
+    </w:p>
+    <w:p>
+      <w:pPr>
+        <w:spacing w:after="70"/>
+        <w:ind w:left="360"/>
+      </w:pPr>
+      <w:r>
+        <w:rPr>
+          <w:b/>
+          <w:bCs/>
+          <w:color w:val="0369A1"/>
+          <w:sz w:val="22"/>
+          <w:szCs w:val="22"/>
+        </w:rPr>
+        <w:t xml:space="preserve">☐   </w:t>
+      </w:r>
+      <w:r>
+        <w:rPr>
+          <w:color w:val="0F172A"/>
+          <w:sz w:val="21"/>
+          <w:szCs w:val="21"/>
+        </w:rPr>
+        <w:t xml:space="preserve">Review NHIF or NSSF obligations where they apply to a caretaker or agent.</w:t>
+      </w:r>
+    </w:p>
+    <w:p>
+      <w:pPr>
+        <w:spacing w:after="70"/>
+        <w:ind w:left="360"/>
+      </w:pPr>
+      <w:r>
+        <w:rPr>
+          <w:b/>
+          <w:bCs/>
+          <w:color w:val="0369A1"/>
+          <w:sz w:val="22"/>
+          <w:szCs w:val="22"/>
+        </w:rPr>
+        <w:t xml:space="preserve">☐   </w:t>
+      </w:r>
+      <w:r>
+        <w:rPr>
+          <w:color w:val="0F172A"/>
+          <w:sz w:val="21"/>
+          <w:szCs w:val="21"/>
+        </w:rPr>
+        <w:t xml:space="preserve">Confirm the fire risk assessment and any fire drill requirement is current.</w:t>
+      </w:r>
+    </w:p>
+    <w:p>
+      <w:pPr>
+        <w:pStyle w:val="Heading2"/>
+        <w:spacing w:after="120" w:before="280"/>
+      </w:pPr>
+      <w:r>
+        <w:rPr>
+          <w:b/>
+          <w:bCs/>
+          <w:color w:val="0F172A"/>
+          <w:sz w:val="24"/>
+          <w:szCs w:val="24"/>
+        </w:rPr>
+        <w:t xml:space="preserve">6. Personal data</w:t>
+      </w:r>
+    </w:p>
+    <w:p>
+      <w:pPr>
+        <w:spacing w:after="70"/>
+        <w:ind w:left="360"/>
+      </w:pPr>
+      <w:r>
+        <w:rPr>
+          <w:b/>
+          <w:bCs/>
+          <w:color w:val="0369A1"/>
+          <w:sz w:val="22"/>
+          <w:szCs w:val="22"/>
+        </w:rPr>
+        <w:t xml:space="preserve">☐   </w:t>
+      </w:r>
+      <w:r>
+        <w:rPr>
+          <w:color w:val="0F172A"/>
+          <w:sz w:val="21"/>
+          <w:szCs w:val="21"/>
+        </w:rPr>
+        <w:t xml:space="preserve">Delete or anonymise tenant records for tenancies that have ended, where no dispute is live.</w:t>
+      </w:r>
+    </w:p>
+    <w:p>
+      <w:pPr>
+        <w:spacing w:after="70"/>
+        <w:ind w:left="360"/>
+      </w:pPr>
+      <w:r>
+        <w:rPr>
+          <w:b/>
+          <w:bCs/>
+          <w:color w:val="0369A1"/>
+          <w:sz w:val="22"/>
+          <w:szCs w:val="22"/>
+        </w:rPr>
+        <w:t xml:space="preserve">☐   </w:t>
+      </w:r>
+      <w:r>
+        <w:rPr>
+          <w:color w:val="0F172A"/>
+          <w:sz w:val="21"/>
+          <w:szCs w:val="21"/>
+        </w:rPr>
+        <w:t xml:space="preserve">Confirm access to tenant ID numbers and payment records is limited to those who need it.</w:t>
+      </w:r>
+    </w:p>
+    <w:p>
+      <w:pPr>
+        <w:pStyle w:val="Heading2"/>
+        <w:spacing w:after="120" w:before="280"/>
+      </w:pPr>
+      <w:r>
+        <w:rPr>
+          <w:b/>
+          <w:bCs/>
+          <w:color w:val="0F172A"/>
+          <w:sz w:val="24"/>
+          <w:szCs w:val="24"/>
+        </w:rPr>
+        <w:t xml:space="preserve">7. Notes</w:t>
+      </w:r>
+    </w:p>
+    <w:p>
+      <w:pPr>
+        <w:spacing w:after="140"/>
+      </w:pPr>
+      <w:r>
+        <w:rPr>
+          <w:b/>
+          <w:bCs/>
+          <w:color w:val="0F172A"/>
+          <w:sz w:val="21"/>
+          <w:szCs w:val="21"/>
+        </w:rPr>
+        <w:t xml:space="preserve">Anything to carry into next month </w:t>
+      </w:r>
       <w:r>
         <w:rPr>
           <w:color w:val="94A3B8"/>
-          <w:sz w:val="22"/>
-          <w:szCs w:val="22"/>
-        </w:rPr>
-        <w:t xml:space="preserve">Anything to remember ............................................................</w:t>
+          <w:sz w:val="21"/>
+          <w:szCs w:val="21"/>
+        </w:rPr>
+        <w:t xml:space="preserve">......................................................................</w:t>
       </w:r>
     </w:p>
     <w:sectPr>
@@ -471,7 +897,7 @@
         <w:sz w:val="16"/>
         <w:szCs w:val="16"/>
       </w:rPr>
-      <w:t xml:space="preserve">Generated by I-Manage · imanage.co.ke · Page </w:t>
+      <w:t xml:space="preserve">Generated by PropDesk Africa · bknglabs.dev@gmail.com · Page </w:t>
     </w:r>
     <w:r>
       <w:rPr>
@@ -548,6 +974,7 @@
 <w:hdr xmlns:wpc="http://schemas.microsoft.com/office/word/2010/wordprocessingCanvas" xmlns:mc="http://schemas.openxmlformats.org/markup-compatibility/2006" xmlns:o="urn:schemas-microsoft-com:office:office" xmlns:r="http://schemas.openxmlformats.org/officeDocument/2006/relationships" xmlns:m="http://schemas.openxmlformats.org/officeDocument/2006/math" xmlns:v="urn:schemas-microsoft-com:vml" xmlns:wp14="http://schemas.microsoft.com/office/word/2010/wordprocessingDrawing" xmlns:wp="http://schemas.openxmlformats.org/drawingml/2006/wordprocessingDrawing" xmlns:w10="urn:schemas-microsoft-com:office:word" xmlns:w="http://schemas.openxmlformats.org/wordprocessingml/2006/main" xmlns:w14="http://schemas.microsoft.com/office/word/2010/wordml" xmlns:w15="http://schemas.microsoft.com/office/word/2012/wordml" xmlns:wpg="http://schemas.microsoft.com/office/word/2010/wordprocessingGroup" xmlns:wpi="http://schemas.microsoft.com/office/word/2010/wordprocessingInk" xmlns:wne="http://schemas.microsoft.com/office/word/2006/wordml" xmlns:wps="http://schemas.microsoft.com/office/word/2010/wordprocessingShape" xmlns:cx="http://schemas.microsoft.com/office/drawing/2014/chartex" xmlns:cx1="http://schemas.microsoft.com/office/drawing/2015/9/8/chartex" xmlns:cx2="http://schemas.microsoft.com/office/drawing/2015/10/21/chartex" xmlns:cx3="http://schemas.microsoft.com/office/drawing/2016/5/9/chartex" xmlns:cx4="http://schemas.microsoft.com/office/drawing/2016/5/10/chartex" xmlns:cx5="http://schemas.microsoft.com/office/drawing/2016/5/11/chartex" xmlns:cx6="http://schemas.microsoft.com/office/drawing/2016/5/12/chartex" xmlns:cx7="http://schemas.microsoft.com/office/drawing/2016/5/13/chartex" xmlns:cx8="http://schemas.microsoft.com/office/drawing/2016/5/14/chartex" xmlns:w16cid="http://schemas.microsoft.com/office/word/2016/wordml/cid" xmlns:w16se="http://schemas.microsoft.com/office/word/2015/wordml/symex">
   <w:p>
     <w:pPr>
+      <w:spacing w:after="0"/>
       <w:jc w:val="right"/>
     </w:pPr>
     <w:r>
@@ -558,7 +985,7 @@
         <w:sz w:val="20"/>
         <w:szCs w:val="20"/>
       </w:rPr>
-      <w:t xml:space="preserve">I-Manage</w:t>
+      <w:t xml:space="preserve">PropDesk Africa</w:t>
     </w:r>
     <w:r>
       <w:rPr>
@@ -571,6 +998,7 @@
   </w:p>
   <w:p>
     <w:pPr>
+      <w:spacing w:after="160"/>
       <w:jc w:val="right"/>
     </w:pPr>
     <w:r>
@@ -685,7 +1113,11 @@
 <file path=word/styles.xml><?xml version="1.0" encoding="utf-8"?>
 <w:styles xmlns:mc="http://schemas.openxmlformats.org/markup-compatibility/2006" xmlns:r="http://schemas.openxmlformats.org/officeDocument/2006/relationships" xmlns:w="http://schemas.openxmlformats.org/wordprocessingml/2006/main" xmlns:w14="http://schemas.microsoft.com/office/word/2010/wordml" xmlns:w15="http://schemas.microsoft.com/office/word/2012/wordml" mc:Ignorable="w14 w15">
   <w:docDefaults>
-    <w:rPrDefault/>
+    <w:rPrDefault>
+      <w:rPr>
+        <w:rFonts w:ascii="Calibri" w:cs="Calibri" w:eastAsia="Calibri" w:hAnsi="Calibri"/>
+      </w:rPr>
+    </w:rPrDefault>
     <w:pPrDefault/>
   </w:docDefaults>
   <w:style w:type="paragraph" w:styleId="Normal" w:default="1">
